--- a/简历和实习/岗位实习协议书.docx
+++ b/简历和实习/岗位实习协议书.docx
@@ -759,9 +759,14 @@
         <w:tc>
           <w:tcPr>
             <w:tcW w:w="5142" w:type="dxa"/>
+            <w:tcBorders>
+              <w:top w:val="single" w:color="auto" w:sz="4" w:space="0"/>
+              <w:left w:val="single" w:color="auto" w:sz="4" w:space="0"/>
+              <w:bottom w:val="single" w:color="auto" w:sz="4" w:space="0"/>
+              <w:right w:val="single" w:color="auto" w:sz="4" w:space="0"/>
+            </w:tcBorders>
           </w:tcPr>
           <w:p>
-            <w:bookmarkStart w:id="0" w:name="_GoBack" w:colFirst="0" w:colLast="1"/>
             <w:r>
               <w:rPr>
                 <w:b/>
@@ -792,6 +797,12 @@
         <w:tc>
           <w:tcPr>
             <w:tcW w:w="5198" w:type="dxa"/>
+            <w:tcBorders>
+              <w:top w:val="single" w:color="auto" w:sz="4" w:space="0"/>
+              <w:left w:val="single" w:color="auto" w:sz="4" w:space="0"/>
+              <w:bottom w:val="single" w:color="auto" w:sz="4" w:space="0"/>
+              <w:right w:val="single" w:color="auto" w:sz="4" w:space="0"/>
+            </w:tcBorders>
           </w:tcPr>
           <w:p>
             <w:r>
@@ -825,9 +836,11 @@
           </w:p>
         </w:tc>
       </w:tr>
+    </w:tbl>
+    <w:p>
+      <w:bookmarkStart w:id="0" w:name="_GoBack"/>
       <w:bookmarkEnd w:id="0"/>
-    </w:tbl>
-    <w:p/>
+    </w:p>
     <w:sectPr>
       <w:pgSz w:w="12240" w:h="15840"/>
       <w:pgMar w:top="1440" w:right="1800" w:bottom="1440" w:left="1800" w:header="720" w:footer="720" w:gutter="0"/>
